--- a/public/CV_David_Payan_EN.docx
+++ b/public/CV_David_Payan_EN.docx
@@ -41,6 +41,24 @@
         </w:rPr>
         <w:t xml:space="preserve">   |   (+34) 605 466 547   |   Seville, 41007 · Spain</w:t>
       </w:r>
+    </w:p>
+    <w:p>
+      <w:pPr>
+        <w:spacing w:after="90"/>
+        <w:jc w:val="center"/>
+      </w:pPr>
+      <w:hyperlink w:history="1" r:id="rId7iu0fbg8uxjsyx7e0xhuh">
+        <w:r>
+          <w:rPr>
+            <w:rFonts w:ascii="Calibri" w:cs="Calibri" w:eastAsia="Calibri" w:hAnsi="Calibri"/>
+            <w:color w:val="0563C1"/>
+            <w:sz w:val="20"/>
+            <w:szCs w:val="20"/>
+            <w:u w:val="single"/>
+          </w:rPr>
+          <w:t xml:space="preserve">portfolio-kappa-one-99.vercel.app</w:t>
+        </w:r>
+      </w:hyperlink>
     </w:p>
     <w:p>
       <w:pPr>

--- a/public/CV_David_Payan_EN.docx
+++ b/public/CV_David_Payan_EN.docx
@@ -47,7 +47,7 @@
         <w:spacing w:after="90"/>
         <w:jc w:val="center"/>
       </w:pPr>
-      <w:hyperlink r:id="rId7">
+      <w:hyperlink r:id="rId7iu0fbg8uxjsyx7e0xhuh">
         <w:r>
           <w:rPr>
             <w:rFonts w:ascii="Calibri" w:cs="Calibri" w:eastAsia="Calibri" w:hAnsi="Calibri"/>
@@ -57,7 +57,7 @@
             <w:u w:val="single"/>
             <w:rtl w:val="0"/>
           </w:rPr>
-          <w:t xml:space="preserve">davidpayan.dev</w:t>
+          <w:t xml:space="preserve">portfolio-kappa-one-99.vercel.app</w:t>
         </w:r>
       </w:hyperlink>
       <w:r>

--- a/public/CV_David_Payan_EN.docx
+++ b/public/CV_David_Payan_EN.docx
@@ -579,6 +579,89 @@
           <w:szCs w:val="21"/>
         </w:rPr>
         <w:t xml:space="preserve">Created a mobile app for managing work orders in construction, integrated with the ERP system for seamless data sync, task updates, and report generation.</w:t>
+      </w:r>
+    </w:p>
+    <w:p>
+      <w:pPr>
+        <w:pBdr>
+          <w:top w:val="single" w:color="999999" w:sz="6"/>
+        </w:pBdr>
+        <w:spacing w:after="110" w:before="160"/>
+        <w:jc w:val="center"/>
+        <w:keepNext/>
+      </w:pPr>
+      <w:r>
+        <w:rPr>
+          <w:rFonts w:ascii="Calibri" w:cs="Calibri" w:eastAsia="Calibri" w:hAnsi="Calibri"/>
+          <w:b/>
+          <w:bCs/>
+          <w:color w:val="1A1A1A"/>
+          <w:sz w:val="24"/>
+          <w:szCs w:val="24"/>
+        </w:rPr>
+        <w:t xml:space="preserve">Personal Projects</w:t>
+      </w:r>
+    </w:p>
+    <w:p>
+      <w:pPr>
+        <w:spacing w:after="15"/>
+        <w:keepNext/>
+      </w:pPr>
+      <w:r>
+        <w:rPr>
+          <w:rFonts w:ascii="Calibri" w:cs="Calibri" w:eastAsia="Calibri" w:hAnsi="Calibri"/>
+          <w:b/>
+          <w:bCs/>
+          <w:color w:val="1A1A1A"/>
+          <w:sz w:val="21"/>
+          <w:szCs w:val="21"/>
+        </w:rPr>
+        <w:t>SignageFlow — Digital Signage Manager (Personal project)</w:t>
+      </w:r>
+    </w:p>
+    <w:p>
+      <w:pPr>
+        <w:spacing w:after="60"/>
+      </w:pPr>
+      <w:r>
+        <w:rPr>
+          <w:rFonts w:ascii="Calibri" w:cs="Calibri" w:eastAsia="Calibri" w:hAnsi="Calibri"/>
+          <w:color w:val="1A1A1A"/>
+          <w:sz w:val="21"/>
+          <w:szCs w:val="21"/>
+        </w:rPr>
+        <w:t>Multi-tenant digital signage management platform for in-store screens, with code-based device pairing and organization/location-scoped access control. Own architecture, data model, and code — Angular, Node.js/Express, TypeScript, Prisma, SQL Server.</w:t>
+      </w:r>
+    </w:p>
+    <w:p>
+      <w:pPr>
+        <w:spacing w:after="15"/>
+        <w:keepNext/>
+      </w:pPr>
+      <w:r>
+        <w:rPr>
+          <w:rFonts w:ascii="Calibri" w:cs="Calibri" w:eastAsia="Calibri" w:hAnsi="Calibri"/>
+          <w:b/>
+          <w:bCs/>
+          <w:color w:val="1A1A1A"/>
+          <w:sz w:val="21"/>
+          <w:szCs w:val="21"/>
+        </w:rPr>
+        <w:t>Meter-Based Billing App (Freelance)</w:t>
+      </w:r>
+    </w:p>
+    <w:p>
+      <w:pPr>
+        <w:spacing w:after="60"/>
+      </w:pPr>
+      <w:r>
+        <w:rPr>
+          <w:rFonts w:ascii="Calibri" w:cs="Calibri" w:eastAsia="Calibri" w:hAnsi="Calibri"/>
+          <w:color w:val="1A1A1A"/>
+          <w:sz w:val="21"/>
+          <w:szCs w:val="21"/>
+        </w:rPr>
+        <w:t>Billing management PWA built as freelance work for a self-employed contractor in Florida, US. React, TypeScript, Supabase — live and in real use by the client.</w:t>
       </w:r>
     </w:p>
     <w:p>

--- a/public/CV_David_Payan_EN.docx
+++ b/public/CV_David_Payan_EN.docx
@@ -57,7 +57,7 @@
             <w:u w:val="single"/>
             <w:rtl w:val="0"/>
           </w:rPr>
-          <w:t xml:space="preserve">portfolio-kappa-one-99.vercel.app</w:t>
+          <w:t xml:space="preserve">Portfolio</w:t>
         </w:r>
       </w:hyperlink>
       <w:r>

--- a/public/CV_David_Payan_EN.docx
+++ b/public/CV_David_Payan_EN.docx
@@ -630,7 +630,7 @@
           <w:sz w:val="21"/>
           <w:szCs w:val="21"/>
         </w:rPr>
-        <w:t>Multi-tenant digital signage management platform for in-store screens, with code-based device pairing and organization/location-scoped access control. Own architecture, data model, and code — Angular, Node.js/Express, TypeScript, Prisma, SQL Server.</w:t>
+        <w:t>Multi-tenant digital signage management platform for in-store screens, with code-based device pairing and organization/location-scoped access control. The screen player is packaged with Electron as a desktop executable. Own architecture, data model, and code — Angular, Node.js/Express, TypeScript, Prisma, SQL Server, Electron.</w:t>
       </w:r>
     </w:p>
     <w:p>
